--- a/軟體測試大作業/白盒測試報告.docx
+++ b/軟體測試大作業/白盒測試報告.docx
@@ -396,231 +396,9 @@
           <w:b w:val="0"/>
           <w:sz w:val="24"/>
         </w:rPr>
-        <w:t>白盒測試（又稱結構測試）以程式的內部邏輯結構為依據設計測試用例，要求測試人員了解原始碼的控制流程。本報告針對 Automation Exercise 電子商務系統之兩個核心邏輯模組——「購物車訂單金額計算」與「商品價格冒泡排序」——繪製程式流程圖，並依下列三種邏輯覆蓋準則設計測試用例，量化覆蓋程度：</w:t>
+        <w:t>白盒測試（又稱結構測試）以程式的內部邏輯結構為依據設計測試用例，要求測試人員了解原始碼的控制流程。本報告針對 Automation Exercise 電子商務系統之兩個核心邏輯模組——「購物車訂單金額計算」與「商品價格冒泡排序」——繪製程式流程圖，並依三種邏輯覆蓋準則設計測試用例，量化覆蓋程度：</w:t>
       </w:r>
     </w:p>
-    <w:tbl>
-      <w:tblPr>
-        <w:tblStyle w:val="TableGrid"/>
-        <w:tblW w:type="auto" w:w="0"/>
-        <w:jc w:val="center"/>
-        <w:tblLook w:firstColumn="1" w:firstRow="1" w:lastColumn="0" w:lastRow="0" w:noHBand="0" w:noVBand="1" w:val="04A0"/>
-      </w:tblPr>
-      <w:tblGrid>
-        <w:gridCol w:w="3135"/>
-        <w:gridCol w:w="3135"/>
-        <w:gridCol w:w="3135"/>
-      </w:tblGrid>
-      <w:tr>
-        <w:tc>
-          <w:tcPr>
-            <w:tcW w:type="dxa" w:w="2551"/>
-          </w:tcPr>
-          <w:p>
-            <w:pPr>
-              <w:jc w:val="center"/>
-            </w:pPr>
-            <w:r/>
-            <w:r>
-              <w:rPr>
-                <w:rFonts w:ascii="Times New Roman" w:hAnsi="Times New Roman" w:eastAsia="標楷體"/>
-                <w:b/>
-                <w:sz w:val="20"/>
-              </w:rPr>
-              <w:t>覆蓋準則</w:t>
-            </w:r>
-          </w:p>
-        </w:tc>
-        <w:tc>
-          <w:tcPr>
-            <w:tcW w:type="dxa" w:w="4819"/>
-          </w:tcPr>
-          <w:p>
-            <w:pPr>
-              <w:jc w:val="center"/>
-            </w:pPr>
-            <w:r/>
-            <w:r>
-              <w:rPr>
-                <w:rFonts w:ascii="Times New Roman" w:hAnsi="Times New Roman" w:eastAsia="標楷體"/>
-                <w:b/>
-                <w:sz w:val="20"/>
-              </w:rPr>
-              <w:t>定義</w:t>
-            </w:r>
-          </w:p>
-        </w:tc>
-        <w:tc>
-          <w:tcPr>
-            <w:tcW w:type="dxa" w:w="1134"/>
-          </w:tcPr>
-          <w:p>
-            <w:pPr>
-              <w:jc w:val="center"/>
-            </w:pPr>
-            <w:r/>
-            <w:r>
-              <w:rPr>
-                <w:rFonts w:ascii="Times New Roman" w:hAnsi="Times New Roman" w:eastAsia="標楷體"/>
-                <w:b/>
-                <w:sz w:val="20"/>
-              </w:rPr>
-              <w:t>強度</w:t>
-            </w:r>
-          </w:p>
-        </w:tc>
-      </w:tr>
-      <w:tr>
-        <w:tc>
-          <w:tcPr>
-            <w:tcW w:type="dxa" w:w="2551"/>
-          </w:tcPr>
-          <w:p>
-            <w:r/>
-            <w:r>
-              <w:rPr>
-                <w:rFonts w:ascii="Times New Roman" w:hAnsi="Times New Roman" w:eastAsia="仿宋"/>
-                <w:b w:val="0"/>
-                <w:sz w:val="20"/>
-              </w:rPr>
-              <w:t>語句覆蓋 (Statement)</w:t>
-            </w:r>
-          </w:p>
-        </w:tc>
-        <w:tc>
-          <w:tcPr>
-            <w:tcW w:type="dxa" w:w="4819"/>
-          </w:tcPr>
-          <w:p>
-            <w:r/>
-            <w:r>
-              <w:rPr>
-                <w:rFonts w:ascii="Times New Roman" w:hAnsi="Times New Roman" w:eastAsia="仿宋"/>
-                <w:b w:val="0"/>
-                <w:sz w:val="20"/>
-              </w:rPr>
-              <w:t>設計用例使程式中每一條可執行語句至少被執行一次</w:t>
-            </w:r>
-          </w:p>
-        </w:tc>
-        <w:tc>
-          <w:tcPr>
-            <w:tcW w:type="dxa" w:w="1134"/>
-          </w:tcPr>
-          <w:p>
-            <w:r/>
-            <w:r>
-              <w:rPr>
-                <w:rFonts w:ascii="Times New Roman" w:hAnsi="Times New Roman" w:eastAsia="仿宋"/>
-                <w:b w:val="0"/>
-                <w:sz w:val="20"/>
-              </w:rPr>
-              <w:t>最弱</w:t>
-            </w:r>
-          </w:p>
-        </w:tc>
-      </w:tr>
-      <w:tr>
-        <w:tc>
-          <w:tcPr>
-            <w:tcW w:type="dxa" w:w="2551"/>
-          </w:tcPr>
-          <w:p>
-            <w:r/>
-            <w:r>
-              <w:rPr>
-                <w:rFonts w:ascii="Times New Roman" w:hAnsi="Times New Roman" w:eastAsia="仿宋"/>
-                <w:b w:val="0"/>
-                <w:sz w:val="20"/>
-              </w:rPr>
-              <w:t>判定覆蓋 (Decision/Branch)</w:t>
-            </w:r>
-          </w:p>
-        </w:tc>
-        <w:tc>
-          <w:tcPr>
-            <w:tcW w:type="dxa" w:w="4819"/>
-          </w:tcPr>
-          <w:p>
-            <w:r/>
-            <w:r>
-              <w:rPr>
-                <w:rFonts w:ascii="Times New Roman" w:hAnsi="Times New Roman" w:eastAsia="仿宋"/>
-                <w:b w:val="0"/>
-                <w:sz w:val="20"/>
-              </w:rPr>
-              <w:t>使每個判定（分支）的取真與取假至少各執行一次</w:t>
-            </w:r>
-          </w:p>
-        </w:tc>
-        <w:tc>
-          <w:tcPr>
-            <w:tcW w:type="dxa" w:w="1134"/>
-          </w:tcPr>
-          <w:p>
-            <w:r/>
-            <w:r>
-              <w:rPr>
-                <w:rFonts w:ascii="Times New Roman" w:hAnsi="Times New Roman" w:eastAsia="仿宋"/>
-                <w:b w:val="0"/>
-                <w:sz w:val="20"/>
-              </w:rPr>
-              <w:t>較強</w:t>
-            </w:r>
-          </w:p>
-        </w:tc>
-      </w:tr>
-      <w:tr>
-        <w:tc>
-          <w:tcPr>
-            <w:tcW w:type="dxa" w:w="2551"/>
-          </w:tcPr>
-          <w:p>
-            <w:r/>
-            <w:r>
-              <w:rPr>
-                <w:rFonts w:ascii="Times New Roman" w:hAnsi="Times New Roman" w:eastAsia="仿宋"/>
-                <w:b w:val="0"/>
-                <w:sz w:val="20"/>
-              </w:rPr>
-              <w:t>條件覆蓋 (Condition)</w:t>
-            </w:r>
-          </w:p>
-        </w:tc>
-        <w:tc>
-          <w:tcPr>
-            <w:tcW w:type="dxa" w:w="4819"/>
-          </w:tcPr>
-          <w:p>
-            <w:r/>
-            <w:r>
-              <w:rPr>
-                <w:rFonts w:ascii="Times New Roman" w:hAnsi="Times New Roman" w:eastAsia="仿宋"/>
-                <w:b w:val="0"/>
-                <w:sz w:val="20"/>
-              </w:rPr>
-              <w:t>使每個判定中每一個原子條件的真、假取值至少各出現一次</w:t>
-            </w:r>
-          </w:p>
-        </w:tc>
-        <w:tc>
-          <w:tcPr>
-            <w:tcW w:type="dxa" w:w="1134"/>
-          </w:tcPr>
-          <w:p>
-            <w:r/>
-            <w:r>
-              <w:rPr>
-                <w:rFonts w:ascii="Times New Roman" w:hAnsi="Times New Roman" w:eastAsia="仿宋"/>
-                <w:b w:val="0"/>
-                <w:sz w:val="20"/>
-              </w:rPr>
-              <w:t>較強</w:t>
-            </w:r>
-          </w:p>
-        </w:tc>
-      </w:tr>
-    </w:tbl>
     <w:p>
       <w:pPr>
         <w:spacing w:line="360" w:lineRule="auto" w:after="80"/>
@@ -632,7 +410,49 @@
           <w:b w:val="0"/>
           <w:sz w:val="24"/>
         </w:rPr>
-        <w:t>三者強弱關係：語句覆蓋 ＜ 判定覆蓋；條件覆蓋著重於複合判定中各原子條件的取值，常與判定覆蓋互補。本報告對含複合條件的判定（D3）特別進行條件覆蓋設計。</w:t>
+        <w:t>（1）語句覆蓋（Statement）：使程式中每一條可執行語句至少被執行一次，強度最弱。</w:t>
+      </w:r>
+    </w:p>
+    <w:p>
+      <w:pPr>
+        <w:spacing w:line="360" w:lineRule="auto" w:after="80"/>
+        <w:ind w:firstLine="480"/>
+      </w:pPr>
+      <w:r>
+        <w:rPr>
+          <w:rFonts w:ascii="Times New Roman" w:hAnsi="Times New Roman" w:eastAsia="仿宋"/>
+          <w:b w:val="0"/>
+          <w:sz w:val="24"/>
+        </w:rPr>
+        <w:t>（2）判定覆蓋（Decision/Branch）：使每個判定（分支）的取真與取假至少各執行一次，強度較語句覆蓋為強。</w:t>
+      </w:r>
+    </w:p>
+    <w:p>
+      <w:pPr>
+        <w:spacing w:line="360" w:lineRule="auto" w:after="80"/>
+        <w:ind w:firstLine="480"/>
+      </w:pPr>
+      <w:r>
+        <w:rPr>
+          <w:rFonts w:ascii="Times New Roman" w:hAnsi="Times New Roman" w:eastAsia="仿宋"/>
+          <w:b w:val="0"/>
+          <w:sz w:val="24"/>
+        </w:rPr>
+        <w:t>（3）條件覆蓋（Condition）：使每個判定中每一個原子條件的真、假取值至少各出現一次，著重複合判定中各原子條件的取值，常與判定覆蓋互補。</w:t>
+      </w:r>
+    </w:p>
+    <w:p>
+      <w:pPr>
+        <w:spacing w:line="360" w:lineRule="auto" w:after="80"/>
+        <w:ind w:firstLine="480"/>
+      </w:pPr>
+      <w:r>
+        <w:rPr>
+          <w:rFonts w:ascii="Times New Roman" w:hAnsi="Times New Roman" w:eastAsia="仿宋"/>
+          <w:b w:val="0"/>
+          <w:sz w:val="24"/>
+        </w:rPr>
+        <w:t>三者強弱關係為「語句覆蓋 ＜ 判定覆蓋」，本報告對含複合條件的判定（D3）特別進行條件覆蓋設計。</w:t>
       </w:r>
     </w:p>
     <w:p>
@@ -650,230 +470,20 @@
         <w:t>1.2 被測核心模組</w:t>
       </w:r>
     </w:p>
-    <w:tbl>
-      <w:tblPr>
-        <w:tblStyle w:val="TableGrid"/>
-        <w:tblW w:type="auto" w:w="0"/>
-        <w:jc w:val="center"/>
-        <w:tblLook w:firstColumn="1" w:firstRow="1" w:lastColumn="0" w:lastRow="0" w:noHBand="0" w:noVBand="1" w:val="04A0"/>
-      </w:tblPr>
-      <w:tblGrid>
-        <w:gridCol w:w="2351"/>
-        <w:gridCol w:w="2351"/>
-        <w:gridCol w:w="2351"/>
-        <w:gridCol w:w="2351"/>
-      </w:tblGrid>
-      <w:tr>
-        <w:tc>
-          <w:tcPr>
-            <w:tcW w:type="dxa" w:w="1134"/>
-          </w:tcPr>
-          <w:p>
-            <w:pPr>
-              <w:jc w:val="center"/>
-            </w:pPr>
-            <w:r/>
-            <w:r>
-              <w:rPr>
-                <w:rFonts w:ascii="Times New Roman" w:hAnsi="Times New Roman" w:eastAsia="標楷體"/>
-                <w:b/>
-                <w:sz w:val="20"/>
-              </w:rPr>
-              <w:t>模組</w:t>
-            </w:r>
-          </w:p>
-        </w:tc>
-        <w:tc>
-          <w:tcPr>
-            <w:tcW w:type="dxa" w:w="2381"/>
-          </w:tcPr>
-          <w:p>
-            <w:pPr>
-              <w:jc w:val="center"/>
-            </w:pPr>
-            <w:r/>
-            <w:r>
-              <w:rPr>
-                <w:rFonts w:ascii="Times New Roman" w:hAnsi="Times New Roman" w:eastAsia="標楷體"/>
-                <w:b/>
-                <w:sz w:val="20"/>
-              </w:rPr>
-              <w:t>函式</w:t>
-            </w:r>
-          </w:p>
-        </w:tc>
-        <w:tc>
-          <w:tcPr>
-            <w:tcW w:type="dxa" w:w="3572"/>
-          </w:tcPr>
-          <w:p>
-            <w:pPr>
-              <w:jc w:val="center"/>
-            </w:pPr>
-            <w:r/>
-            <w:r>
-              <w:rPr>
-                <w:rFonts w:ascii="Times New Roman" w:hAnsi="Times New Roman" w:eastAsia="標楷體"/>
-                <w:b/>
-                <w:sz w:val="20"/>
-              </w:rPr>
-              <w:t>說明</w:t>
-            </w:r>
-          </w:p>
-        </w:tc>
-        <w:tc>
-          <w:tcPr>
-            <w:tcW w:type="dxa" w:w="1417"/>
-          </w:tcPr>
-          <w:p>
-            <w:pPr>
-              <w:jc w:val="center"/>
-            </w:pPr>
-            <w:r/>
-            <w:r>
-              <w:rPr>
-                <w:rFonts w:ascii="Times New Roman" w:hAnsi="Times New Roman" w:eastAsia="標楷體"/>
-                <w:b/>
-                <w:sz w:val="20"/>
-              </w:rPr>
-              <w:t>對應業務</w:t>
-            </w:r>
-          </w:p>
-        </w:tc>
-      </w:tr>
-      <w:tr>
-        <w:tc>
-          <w:tcPr>
-            <w:tcW w:type="dxa" w:w="1134"/>
-          </w:tcPr>
-          <w:p>
-            <w:r/>
-            <w:r>
-              <w:rPr>
-                <w:rFonts w:ascii="Times New Roman" w:hAnsi="Times New Roman" w:eastAsia="仿宋"/>
-                <w:b w:val="0"/>
-                <w:sz w:val="19"/>
-              </w:rPr>
-              <w:t>模組一</w:t>
-            </w:r>
-          </w:p>
-        </w:tc>
-        <w:tc>
-          <w:tcPr>
-            <w:tcW w:type="dxa" w:w="2381"/>
-          </w:tcPr>
-          <w:p>
-            <w:r/>
-            <w:r>
-              <w:rPr>
-                <w:rFonts w:ascii="Times New Roman" w:hAnsi="Times New Roman" w:eastAsia="仿宋"/>
-                <w:b w:val="0"/>
-                <w:sz w:val="19"/>
-              </w:rPr>
-              <w:t>calc_order_amount</w:t>
-            </w:r>
-          </w:p>
-        </w:tc>
-        <w:tc>
-          <w:tcPr>
-            <w:tcW w:type="dxa" w:w="3572"/>
-          </w:tcPr>
-          <w:p>
-            <w:r/>
-            <w:r>
-              <w:rPr>
-                <w:rFonts w:ascii="Times New Roman" w:hAnsi="Times New Roman" w:eastAsia="仿宋"/>
-                <w:b w:val="0"/>
-                <w:sz w:val="19"/>
-              </w:rPr>
-              <w:t>依會員等級折扣、滿額立減、優惠券計算訂單應付金額</w:t>
-            </w:r>
-          </w:p>
-        </w:tc>
-        <w:tc>
-          <w:tcPr>
-            <w:tcW w:type="dxa" w:w="1417"/>
-          </w:tcPr>
-          <w:p>
-            <w:r/>
-            <w:r>
-              <w:rPr>
-                <w:rFonts w:ascii="Times New Roman" w:hAnsi="Times New Roman" w:eastAsia="仿宋"/>
-                <w:b w:val="0"/>
-                <w:sz w:val="19"/>
-              </w:rPr>
-              <w:t>購物車結帳金額</w:t>
-            </w:r>
-          </w:p>
-        </w:tc>
-      </w:tr>
-      <w:tr>
-        <w:tc>
-          <w:tcPr>
-            <w:tcW w:type="dxa" w:w="1134"/>
-          </w:tcPr>
-          <w:p>
-            <w:r/>
-            <w:r>
-              <w:rPr>
-                <w:rFonts w:ascii="Times New Roman" w:hAnsi="Times New Roman" w:eastAsia="仿宋"/>
-                <w:b w:val="0"/>
-                <w:sz w:val="19"/>
-              </w:rPr>
-              <w:t>模組二</w:t>
-            </w:r>
-          </w:p>
-        </w:tc>
-        <w:tc>
-          <w:tcPr>
-            <w:tcW w:type="dxa" w:w="2381"/>
-          </w:tcPr>
-          <w:p>
-            <w:r/>
-            <w:r>
-              <w:rPr>
-                <w:rFonts w:ascii="Times New Roman" w:hAnsi="Times New Roman" w:eastAsia="仿宋"/>
-                <w:b w:val="0"/>
-                <w:sz w:val="19"/>
-              </w:rPr>
-              <w:t>bubble_sort_by_price</w:t>
-            </w:r>
-          </w:p>
-        </w:tc>
-        <w:tc>
-          <w:tcPr>
-            <w:tcW w:type="dxa" w:w="3572"/>
-          </w:tcPr>
-          <w:p>
-            <w:r/>
-            <w:r>
-              <w:rPr>
-                <w:rFonts w:ascii="Times New Roman" w:hAnsi="Times New Roman" w:eastAsia="仿宋"/>
-                <w:b w:val="0"/>
-                <w:sz w:val="19"/>
-              </w:rPr>
-              <w:t>將商品依價格升序排序（冒泡排序，含提前結束最佳化）</w:t>
-            </w:r>
-          </w:p>
-        </w:tc>
-        <w:tc>
-          <w:tcPr>
-            <w:tcW w:type="dxa" w:w="1417"/>
-          </w:tcPr>
-          <w:p>
-            <w:r/>
-            <w:r>
-              <w:rPr>
-                <w:rFonts w:ascii="Times New Roman" w:hAnsi="Times New Roman" w:eastAsia="仿宋"/>
-                <w:b w:val="0"/>
-                <w:sz w:val="19"/>
-              </w:rPr>
-              <w:t>商品排序顯示</w:t>
-            </w:r>
-          </w:p>
-        </w:tc>
-      </w:tr>
-    </w:tbl>
+    <w:p>
+      <w:pPr>
+        <w:spacing w:line="360" w:lineRule="auto" w:after="80"/>
+        <w:ind w:firstLine="480"/>
+      </w:pPr>
+      <w:r>
+        <w:rPr>
+          <w:rFonts w:ascii="Times New Roman" w:hAnsi="Times New Roman" w:eastAsia="仿宋"/>
+          <w:b w:val="0"/>
+          <w:sz w:val="24"/>
+        </w:rPr>
+        <w:t>模組一 calc_order_amount——依會員等級折扣、滿額立減、優惠券計算購物車結帳之訂單應付金額；模組二 bubble_sort_by_price——將商品依價格升序排序（冒泡排序，含「本趟未交換即提前結束」之最佳化），對應商品排序顯示。</w:t>
+      </w:r>
+    </w:p>
     <w:p>
       <w:pPr>
         <w:pStyle w:val="Heading1"/>
@@ -1236,281 +846,9 @@
           <w:b w:val="0"/>
           <w:sz w:val="24"/>
         </w:rPr>
-        <w:t>本模組共有 4 個判定節點，其中 D3 為複合條件判定，包含兩個原子條件：</w:t>
+        <w:t>本模組共有 4 個判定節點：D1（member_level == 2，是否 VIP，折扣 0.90）、D2（member_level == 1，是否一般會員，折扣 0.95）、D3（member_level≥1 且 subtotal≥1000，複合條件，C1＝會員、C2＝滿千，成立則立減 100）、D4（total &lt; 0，金額是否為負而需歸零）。其中 D3 為複合條件判定，包含兩個原子條件 C1、C2，故另作條件覆蓋設計。</w:t>
       </w:r>
     </w:p>
-    <w:tbl>
-      <w:tblPr>
-        <w:tblStyle w:val="TableGrid"/>
-        <w:tblW w:type="auto" w:w="0"/>
-        <w:jc w:val="center"/>
-        <w:tblLook w:firstColumn="1" w:firstRow="1" w:lastColumn="0" w:lastRow="0" w:noHBand="0" w:noVBand="1" w:val="04A0"/>
-      </w:tblPr>
-      <w:tblGrid>
-        <w:gridCol w:w="3135"/>
-        <w:gridCol w:w="3135"/>
-        <w:gridCol w:w="3135"/>
-      </w:tblGrid>
-      <w:tr>
-        <w:tc>
-          <w:tcPr>
-            <w:tcW w:type="dxa" w:w="907"/>
-          </w:tcPr>
-          <w:p>
-            <w:pPr>
-              <w:jc w:val="center"/>
-            </w:pPr>
-            <w:r/>
-            <w:r>
-              <w:rPr>
-                <w:rFonts w:ascii="Times New Roman" w:hAnsi="Times New Roman" w:eastAsia="標楷體"/>
-                <w:b/>
-                <w:sz w:val="20"/>
-              </w:rPr>
-              <w:t>判定</w:t>
-            </w:r>
-          </w:p>
-        </w:tc>
-        <w:tc>
-          <w:tcPr>
-            <w:tcW w:type="dxa" w:w="3628"/>
-          </w:tcPr>
-          <w:p>
-            <w:pPr>
-              <w:jc w:val="center"/>
-            </w:pPr>
-            <w:r/>
-            <w:r>
-              <w:rPr>
-                <w:rFonts w:ascii="Times New Roman" w:hAnsi="Times New Roman" w:eastAsia="標楷體"/>
-                <w:b/>
-                <w:sz w:val="20"/>
-              </w:rPr>
-              <w:t>條件式</w:t>
-            </w:r>
-          </w:p>
-        </w:tc>
-        <w:tc>
-          <w:tcPr>
-            <w:tcW w:type="dxa" w:w="3969"/>
-          </w:tcPr>
-          <w:p>
-            <w:pPr>
-              <w:jc w:val="center"/>
-            </w:pPr>
-            <w:r/>
-            <w:r>
-              <w:rPr>
-                <w:rFonts w:ascii="Times New Roman" w:hAnsi="Times New Roman" w:eastAsia="標楷體"/>
-                <w:b/>
-                <w:sz w:val="20"/>
-              </w:rPr>
-              <w:t>說明</w:t>
-            </w:r>
-          </w:p>
-        </w:tc>
-      </w:tr>
-      <w:tr>
-        <w:tc>
-          <w:tcPr>
-            <w:tcW w:type="dxa" w:w="907"/>
-          </w:tcPr>
-          <w:p>
-            <w:r/>
-            <w:r>
-              <w:rPr>
-                <w:rFonts w:ascii="Times New Roman" w:hAnsi="Times New Roman" w:eastAsia="仿宋"/>
-                <w:b w:val="0"/>
-                <w:sz w:val="19"/>
-              </w:rPr>
-              <w:t>D1</w:t>
-            </w:r>
-          </w:p>
-        </w:tc>
-        <w:tc>
-          <w:tcPr>
-            <w:tcW w:type="dxa" w:w="3628"/>
-          </w:tcPr>
-          <w:p>
-            <w:r/>
-            <w:r>
-              <w:rPr>
-                <w:rFonts w:ascii="Times New Roman" w:hAnsi="Times New Roman" w:eastAsia="仿宋"/>
-                <w:b w:val="0"/>
-                <w:sz w:val="19"/>
-              </w:rPr>
-              <w:t>member_level == 2</w:t>
-            </w:r>
-          </w:p>
-        </w:tc>
-        <w:tc>
-          <w:tcPr>
-            <w:tcW w:type="dxa" w:w="3969"/>
-          </w:tcPr>
-          <w:p>
-            <w:r/>
-            <w:r>
-              <w:rPr>
-                <w:rFonts w:ascii="Times New Roman" w:hAnsi="Times New Roman" w:eastAsia="仿宋"/>
-                <w:b w:val="0"/>
-                <w:sz w:val="19"/>
-              </w:rPr>
-              <w:t>是否 VIP（折扣 0.90）</w:t>
-            </w:r>
-          </w:p>
-        </w:tc>
-      </w:tr>
-      <w:tr>
-        <w:tc>
-          <w:tcPr>
-            <w:tcW w:type="dxa" w:w="907"/>
-          </w:tcPr>
-          <w:p>
-            <w:r/>
-            <w:r>
-              <w:rPr>
-                <w:rFonts w:ascii="Times New Roman" w:hAnsi="Times New Roman" w:eastAsia="仿宋"/>
-                <w:b w:val="0"/>
-                <w:sz w:val="19"/>
-              </w:rPr>
-              <w:t>D2</w:t>
-            </w:r>
-          </w:p>
-        </w:tc>
-        <w:tc>
-          <w:tcPr>
-            <w:tcW w:type="dxa" w:w="3628"/>
-          </w:tcPr>
-          <w:p>
-            <w:r/>
-            <w:r>
-              <w:rPr>
-                <w:rFonts w:ascii="Times New Roman" w:hAnsi="Times New Roman" w:eastAsia="仿宋"/>
-                <w:b w:val="0"/>
-                <w:sz w:val="19"/>
-              </w:rPr>
-              <w:t>member_level == 1</w:t>
-            </w:r>
-          </w:p>
-        </w:tc>
-        <w:tc>
-          <w:tcPr>
-            <w:tcW w:type="dxa" w:w="3969"/>
-          </w:tcPr>
-          <w:p>
-            <w:r/>
-            <w:r>
-              <w:rPr>
-                <w:rFonts w:ascii="Times New Roman" w:hAnsi="Times New Roman" w:eastAsia="仿宋"/>
-                <w:b w:val="0"/>
-                <w:sz w:val="19"/>
-              </w:rPr>
-              <w:t>是否一般會員（折扣 0.95）</w:t>
-            </w:r>
-          </w:p>
-        </w:tc>
-      </w:tr>
-      <w:tr>
-        <w:tc>
-          <w:tcPr>
-            <w:tcW w:type="dxa" w:w="907"/>
-          </w:tcPr>
-          <w:p>
-            <w:r/>
-            <w:r>
-              <w:rPr>
-                <w:rFonts w:ascii="Times New Roman" w:hAnsi="Times New Roman" w:eastAsia="仿宋"/>
-                <w:b w:val="0"/>
-                <w:sz w:val="19"/>
-              </w:rPr>
-              <w:t>D3</w:t>
-            </w:r>
-          </w:p>
-        </w:tc>
-        <w:tc>
-          <w:tcPr>
-            <w:tcW w:type="dxa" w:w="3628"/>
-          </w:tcPr>
-          <w:p>
-            <w:r/>
-            <w:r>
-              <w:rPr>
-                <w:rFonts w:ascii="Times New Roman" w:hAnsi="Times New Roman" w:eastAsia="仿宋"/>
-                <w:b w:val="0"/>
-                <w:sz w:val="19"/>
-              </w:rPr>
-              <w:t>member_level &gt;= 1 且 subtotal &gt;= 1000</w:t>
-            </w:r>
-          </w:p>
-        </w:tc>
-        <w:tc>
-          <w:tcPr>
-            <w:tcW w:type="dxa" w:w="3969"/>
-          </w:tcPr>
-          <w:p>
-            <w:r/>
-            <w:r>
-              <w:rPr>
-                <w:rFonts w:ascii="Times New Roman" w:hAnsi="Times New Roman" w:eastAsia="仿宋"/>
-                <w:b w:val="0"/>
-                <w:sz w:val="19"/>
-              </w:rPr>
-              <w:t>複合條件：C1=會員、C2=滿千 → 立減 100</w:t>
-            </w:r>
-          </w:p>
-        </w:tc>
-      </w:tr>
-      <w:tr>
-        <w:tc>
-          <w:tcPr>
-            <w:tcW w:type="dxa" w:w="907"/>
-          </w:tcPr>
-          <w:p>
-            <w:r/>
-            <w:r>
-              <w:rPr>
-                <w:rFonts w:ascii="Times New Roman" w:hAnsi="Times New Roman" w:eastAsia="仿宋"/>
-                <w:b w:val="0"/>
-                <w:sz w:val="19"/>
-              </w:rPr>
-              <w:t>D4</w:t>
-            </w:r>
-          </w:p>
-        </w:tc>
-        <w:tc>
-          <w:tcPr>
-            <w:tcW w:type="dxa" w:w="3628"/>
-          </w:tcPr>
-          <w:p>
-            <w:r/>
-            <w:r>
-              <w:rPr>
-                <w:rFonts w:ascii="Times New Roman" w:hAnsi="Times New Roman" w:eastAsia="仿宋"/>
-                <w:b w:val="0"/>
-                <w:sz w:val="19"/>
-              </w:rPr>
-              <w:t>total &lt; 0</w:t>
-            </w:r>
-          </w:p>
-        </w:tc>
-        <w:tc>
-          <w:tcPr>
-            <w:tcW w:type="dxa" w:w="3969"/>
-          </w:tcPr>
-          <w:p>
-            <w:r/>
-            <w:r>
-              <w:rPr>
-                <w:rFonts w:ascii="Times New Roman" w:hAnsi="Times New Roman" w:eastAsia="仿宋"/>
-                <w:b w:val="0"/>
-                <w:sz w:val="19"/>
-              </w:rPr>
-              <w:t>金額是否為負（防負歸零）</w:t>
-            </w:r>
-          </w:p>
-        </w:tc>
-      </w:tr>
-    </w:tbl>
     <w:p>
       <w:pPr>
         <w:pStyle w:val="Heading2"/>
@@ -3322,7 +2660,7 @@
           <w:color w:val="000000"/>
           <w:sz w:val="28"/>
         </w:rPr>
-        <w:t>3.3 語句與判定覆蓋測試用例</w:t>
+        <w:t>3.3 語句、判定與邊界覆蓋測試用例</w:t>
       </w:r>
     </w:p>
     <w:p>
@@ -3336,7 +2674,7 @@
           <w:b w:val="0"/>
           <w:sz w:val="24"/>
         </w:rPr>
-        <w:t>本模組含 4 個判定：DB1（外層 i&lt;n-1）、DB2（內層 j&lt;n-1-i）、DB3（相鄰價格比較）、DB4（本趟未交換則 break）。下列用例使全部語句執行一次、且各判定真假分支皆覆蓋。</w:t>
+        <w:t>本模組含 4 個判定：DB1（外層 i&lt;n-1）、DB2（內層 j&lt;n-1-i）、DB3（相鄰價格比較）、DB4（本趟未交換則 break）。下表用例使全部語句執行一次、各判定真假分支皆覆蓋，並涵蓋零次、一次、相等元素等邊界與迴圈情形。</w:t>
       </w:r>
     </w:p>
     <w:p>
@@ -3350,626 +2688,7 @@
           <w:b/>
           <w:sz w:val="21"/>
         </w:rPr>
-        <w:t>表B-4　語句／判定覆蓋測試用例</w:t>
-      </w:r>
-    </w:p>
-    <w:tbl>
-      <w:tblPr>
-        <w:tblStyle w:val="TableGrid"/>
-        <w:tblW w:type="auto" w:w="0"/>
-        <w:jc w:val="center"/>
-        <w:tblLook w:firstColumn="1" w:firstRow="1" w:lastColumn="0" w:lastRow="0" w:noHBand="0" w:noVBand="1" w:val="04A0"/>
-      </w:tblPr>
-      <w:tblGrid>
-        <w:gridCol w:w="1176"/>
-        <w:gridCol w:w="1176"/>
-        <w:gridCol w:w="1176"/>
-        <w:gridCol w:w="1176"/>
-        <w:gridCol w:w="1176"/>
-        <w:gridCol w:w="1176"/>
-        <w:gridCol w:w="1176"/>
-        <w:gridCol w:w="1176"/>
-      </w:tblGrid>
-      <w:tr>
-        <w:tc>
-          <w:tcPr>
-            <w:tcW w:type="dxa" w:w="907"/>
-          </w:tcPr>
-          <w:p>
-            <w:pPr>
-              <w:jc w:val="center"/>
-            </w:pPr>
-            <w:r/>
-            <w:r>
-              <w:rPr>
-                <w:rFonts w:ascii="Times New Roman" w:hAnsi="Times New Roman" w:eastAsia="標楷體"/>
-                <w:b/>
-                <w:sz w:val="17"/>
-              </w:rPr>
-              <w:t>用例</w:t>
-            </w:r>
-          </w:p>
-        </w:tc>
-        <w:tc>
-          <w:tcPr>
-            <w:tcW w:type="dxa" w:w="2608"/>
-          </w:tcPr>
-          <w:p>
-            <w:pPr>
-              <w:jc w:val="center"/>
-            </w:pPr>
-            <w:r/>
-            <w:r>
-              <w:rPr>
-                <w:rFonts w:ascii="Times New Roman" w:hAnsi="Times New Roman" w:eastAsia="標楷體"/>
-                <w:b/>
-                <w:sz w:val="17"/>
-              </w:rPr>
-              <w:t>輸入（名稱,價格）</w:t>
-            </w:r>
-          </w:p>
-        </w:tc>
-        <w:tc>
-          <w:tcPr>
-            <w:tcW w:type="dxa" w:w="2268"/>
-          </w:tcPr>
-          <w:p>
-            <w:pPr>
-              <w:jc w:val="center"/>
-            </w:pPr>
-            <w:r/>
-            <w:r>
-              <w:rPr>
-                <w:rFonts w:ascii="Times New Roman" w:hAnsi="Times New Roman" w:eastAsia="標楷體"/>
-                <w:b/>
-                <w:sz w:val="17"/>
-              </w:rPr>
-              <w:t>涵蓋重點</w:t>
-            </w:r>
-          </w:p>
-        </w:tc>
-        <w:tc>
-          <w:tcPr>
-            <w:tcW w:type="dxa" w:w="680"/>
-          </w:tcPr>
-          <w:p>
-            <w:pPr>
-              <w:jc w:val="center"/>
-            </w:pPr>
-            <w:r/>
-            <w:r>
-              <w:rPr>
-                <w:rFonts w:ascii="Times New Roman" w:hAnsi="Times New Roman" w:eastAsia="標楷體"/>
-                <w:b/>
-                <w:sz w:val="17"/>
-              </w:rPr>
-              <w:t>DB1</w:t>
-            </w:r>
-          </w:p>
-        </w:tc>
-        <w:tc>
-          <w:tcPr>
-            <w:tcW w:type="dxa" w:w="680"/>
-          </w:tcPr>
-          <w:p>
-            <w:pPr>
-              <w:jc w:val="center"/>
-            </w:pPr>
-            <w:r/>
-            <w:r>
-              <w:rPr>
-                <w:rFonts w:ascii="Times New Roman" w:hAnsi="Times New Roman" w:eastAsia="標楷體"/>
-                <w:b/>
-                <w:sz w:val="17"/>
-              </w:rPr>
-              <w:t>DB2</w:t>
-            </w:r>
-          </w:p>
-        </w:tc>
-        <w:tc>
-          <w:tcPr>
-            <w:tcW w:type="dxa" w:w="680"/>
-          </w:tcPr>
-          <w:p>
-            <w:pPr>
-              <w:jc w:val="center"/>
-            </w:pPr>
-            <w:r/>
-            <w:r>
-              <w:rPr>
-                <w:rFonts w:ascii="Times New Roman" w:hAnsi="Times New Roman" w:eastAsia="標楷體"/>
-                <w:b/>
-                <w:sz w:val="17"/>
-              </w:rPr>
-              <w:t>DB3</w:t>
-            </w:r>
-          </w:p>
-        </w:tc>
-        <w:tc>
-          <w:tcPr>
-            <w:tcW w:type="dxa" w:w="680"/>
-          </w:tcPr>
-          <w:p>
-            <w:pPr>
-              <w:jc w:val="center"/>
-            </w:pPr>
-            <w:r/>
-            <w:r>
-              <w:rPr>
-                <w:rFonts w:ascii="Times New Roman" w:hAnsi="Times New Roman" w:eastAsia="標楷體"/>
-                <w:b/>
-                <w:sz w:val="17"/>
-              </w:rPr>
-              <w:t>DB4</w:t>
-            </w:r>
-          </w:p>
-        </w:tc>
-        <w:tc>
-          <w:tcPr>
-            <w:tcW w:type="dxa" w:w="1701"/>
-          </w:tcPr>
-          <w:p>
-            <w:pPr>
-              <w:jc w:val="center"/>
-            </w:pPr>
-            <w:r/>
-            <w:r>
-              <w:rPr>
-                <w:rFonts w:ascii="Times New Roman" w:hAnsi="Times New Roman" w:eastAsia="標楷體"/>
-                <w:b/>
-                <w:sz w:val="17"/>
-              </w:rPr>
-              <w:t>預期輸出（價格序）</w:t>
-            </w:r>
-          </w:p>
-        </w:tc>
-      </w:tr>
-      <w:tr>
-        <w:tc>
-          <w:tcPr>
-            <w:tcW w:type="dxa" w:w="907"/>
-          </w:tcPr>
-          <w:p>
-            <w:r/>
-            <w:r>
-              <w:rPr>
-                <w:rFonts w:ascii="Times New Roman" w:hAnsi="Times New Roman" w:eastAsia="仿宋"/>
-                <w:b w:val="0"/>
-                <w:sz w:val="17"/>
-              </w:rPr>
-              <w:t>TC-S01</w:t>
-            </w:r>
-          </w:p>
-        </w:tc>
-        <w:tc>
-          <w:tcPr>
-            <w:tcW w:type="dxa" w:w="2608"/>
-          </w:tcPr>
-          <w:p>
-            <w:r/>
-            <w:r>
-              <w:rPr>
-                <w:rFonts w:ascii="Times New Roman" w:hAnsi="Times New Roman" w:eastAsia="仿宋"/>
-                <w:b w:val="0"/>
-                <w:sz w:val="17"/>
-              </w:rPr>
-              <w:t>[(A,30),(B,20),(C,10)]（反序）</w:t>
-            </w:r>
-          </w:p>
-        </w:tc>
-        <w:tc>
-          <w:tcPr>
-            <w:tcW w:type="dxa" w:w="2268"/>
-          </w:tcPr>
-          <w:p>
-            <w:r/>
-            <w:r>
-              <w:rPr>
-                <w:rFonts w:ascii="Times New Roman" w:hAnsi="Times New Roman" w:eastAsia="仿宋"/>
-                <w:b w:val="0"/>
-                <w:sz w:val="17"/>
-              </w:rPr>
-              <w:t>多次交換，走完全部趟次</w:t>
-            </w:r>
-          </w:p>
-        </w:tc>
-        <w:tc>
-          <w:tcPr>
-            <w:tcW w:type="dxa" w:w="680"/>
-          </w:tcPr>
-          <w:p>
-            <w:r/>
-            <w:r>
-              <w:rPr>
-                <w:rFonts w:ascii="Times New Roman" w:hAnsi="Times New Roman" w:eastAsia="仿宋"/>
-                <w:b w:val="0"/>
-                <w:sz w:val="17"/>
-              </w:rPr>
-              <w:t>T/F</w:t>
-            </w:r>
-          </w:p>
-        </w:tc>
-        <w:tc>
-          <w:tcPr>
-            <w:tcW w:type="dxa" w:w="680"/>
-          </w:tcPr>
-          <w:p>
-            <w:r/>
-            <w:r>
-              <w:rPr>
-                <w:rFonts w:ascii="Times New Roman" w:hAnsi="Times New Roman" w:eastAsia="仿宋"/>
-                <w:b w:val="0"/>
-                <w:sz w:val="17"/>
-              </w:rPr>
-              <w:t>T/F</w:t>
-            </w:r>
-          </w:p>
-        </w:tc>
-        <w:tc>
-          <w:tcPr>
-            <w:tcW w:type="dxa" w:w="680"/>
-          </w:tcPr>
-          <w:p>
-            <w:r/>
-            <w:r>
-              <w:rPr>
-                <w:rFonts w:ascii="Times New Roman" w:hAnsi="Times New Roman" w:eastAsia="仿宋"/>
-                <w:b w:val="0"/>
-                <w:sz w:val="17"/>
-              </w:rPr>
-              <w:t>T/F</w:t>
-            </w:r>
-          </w:p>
-        </w:tc>
-        <w:tc>
-          <w:tcPr>
-            <w:tcW w:type="dxa" w:w="680"/>
-          </w:tcPr>
-          <w:p>
-            <w:r/>
-            <w:r>
-              <w:rPr>
-                <w:rFonts w:ascii="Times New Roman" w:hAnsi="Times New Roman" w:eastAsia="仿宋"/>
-                <w:b w:val="0"/>
-                <w:sz w:val="17"/>
-              </w:rPr>
-              <w:t>F</w:t>
-            </w:r>
-          </w:p>
-        </w:tc>
-        <w:tc>
-          <w:tcPr>
-            <w:tcW w:type="dxa" w:w="1701"/>
-          </w:tcPr>
-          <w:p>
-            <w:r/>
-            <w:r>
-              <w:rPr>
-                <w:rFonts w:ascii="Times New Roman" w:hAnsi="Times New Roman" w:eastAsia="仿宋"/>
-                <w:b w:val="0"/>
-                <w:sz w:val="17"/>
-              </w:rPr>
-              <w:t>10,20,30</w:t>
-            </w:r>
-          </w:p>
-        </w:tc>
-      </w:tr>
-      <w:tr>
-        <w:tc>
-          <w:tcPr>
-            <w:tcW w:type="dxa" w:w="907"/>
-          </w:tcPr>
-          <w:p>
-            <w:r/>
-            <w:r>
-              <w:rPr>
-                <w:rFonts w:ascii="Times New Roman" w:hAnsi="Times New Roman" w:eastAsia="仿宋"/>
-                <w:b w:val="0"/>
-                <w:sz w:val="17"/>
-              </w:rPr>
-              <w:t>TC-S02</w:t>
-            </w:r>
-          </w:p>
-        </w:tc>
-        <w:tc>
-          <w:tcPr>
-            <w:tcW w:type="dxa" w:w="2608"/>
-          </w:tcPr>
-          <w:p>
-            <w:r/>
-            <w:r>
-              <w:rPr>
-                <w:rFonts w:ascii="Times New Roman" w:hAnsi="Times New Roman" w:eastAsia="仿宋"/>
-                <w:b w:val="0"/>
-                <w:sz w:val="17"/>
-              </w:rPr>
-              <w:t>[(A,10),(B,20),(C,30)]（已序）</w:t>
-            </w:r>
-          </w:p>
-        </w:tc>
-        <w:tc>
-          <w:tcPr>
-            <w:tcW w:type="dxa" w:w="2268"/>
-          </w:tcPr>
-          <w:p>
-            <w:r/>
-            <w:r>
-              <w:rPr>
-                <w:rFonts w:ascii="Times New Roman" w:hAnsi="Times New Roman" w:eastAsia="仿宋"/>
-                <w:b w:val="0"/>
-                <w:sz w:val="17"/>
-              </w:rPr>
-              <w:t>首趟無交換→break 提前結束</w:t>
-            </w:r>
-          </w:p>
-        </w:tc>
-        <w:tc>
-          <w:tcPr>
-            <w:tcW w:type="dxa" w:w="680"/>
-          </w:tcPr>
-          <w:p>
-            <w:r/>
-            <w:r>
-              <w:rPr>
-                <w:rFonts w:ascii="Times New Roman" w:hAnsi="Times New Roman" w:eastAsia="仿宋"/>
-                <w:b w:val="0"/>
-                <w:sz w:val="17"/>
-              </w:rPr>
-              <w:t>T</w:t>
-            </w:r>
-          </w:p>
-        </w:tc>
-        <w:tc>
-          <w:tcPr>
-            <w:tcW w:type="dxa" w:w="680"/>
-          </w:tcPr>
-          <w:p>
-            <w:r/>
-            <w:r>
-              <w:rPr>
-                <w:rFonts w:ascii="Times New Roman" w:hAnsi="Times New Roman" w:eastAsia="仿宋"/>
-                <w:b w:val="0"/>
-                <w:sz w:val="17"/>
-              </w:rPr>
-              <w:t>T/F</w:t>
-            </w:r>
-          </w:p>
-        </w:tc>
-        <w:tc>
-          <w:tcPr>
-            <w:tcW w:type="dxa" w:w="680"/>
-          </w:tcPr>
-          <w:p>
-            <w:r/>
-            <w:r>
-              <w:rPr>
-                <w:rFonts w:ascii="Times New Roman" w:hAnsi="Times New Roman" w:eastAsia="仿宋"/>
-                <w:b w:val="0"/>
-                <w:sz w:val="17"/>
-              </w:rPr>
-              <w:t>F</w:t>
-            </w:r>
-          </w:p>
-        </w:tc>
-        <w:tc>
-          <w:tcPr>
-            <w:tcW w:type="dxa" w:w="680"/>
-          </w:tcPr>
-          <w:p>
-            <w:r/>
-            <w:r>
-              <w:rPr>
-                <w:rFonts w:ascii="Times New Roman" w:hAnsi="Times New Roman" w:eastAsia="仿宋"/>
-                <w:b w:val="0"/>
-                <w:sz w:val="17"/>
-              </w:rPr>
-              <w:t>T</w:t>
-            </w:r>
-          </w:p>
-        </w:tc>
-        <w:tc>
-          <w:tcPr>
-            <w:tcW w:type="dxa" w:w="1701"/>
-          </w:tcPr>
-          <w:p>
-            <w:r/>
-            <w:r>
-              <w:rPr>
-                <w:rFonts w:ascii="Times New Roman" w:hAnsi="Times New Roman" w:eastAsia="仿宋"/>
-                <w:b w:val="0"/>
-                <w:sz w:val="17"/>
-              </w:rPr>
-              <w:t>10,20,30</w:t>
-            </w:r>
-          </w:p>
-        </w:tc>
-      </w:tr>
-      <w:tr>
-        <w:tc>
-          <w:tcPr>
-            <w:tcW w:type="dxa" w:w="907"/>
-          </w:tcPr>
-          <w:p>
-            <w:r/>
-            <w:r>
-              <w:rPr>
-                <w:rFonts w:ascii="Times New Roman" w:hAnsi="Times New Roman" w:eastAsia="仿宋"/>
-                <w:b w:val="0"/>
-                <w:sz w:val="17"/>
-              </w:rPr>
-              <w:t>TC-S03</w:t>
-            </w:r>
-          </w:p>
-        </w:tc>
-        <w:tc>
-          <w:tcPr>
-            <w:tcW w:type="dxa" w:w="2608"/>
-          </w:tcPr>
-          <w:p>
-            <w:r/>
-            <w:r>
-              <w:rPr>
-                <w:rFonts w:ascii="Times New Roman" w:hAnsi="Times New Roman" w:eastAsia="仿宋"/>
-                <w:b w:val="0"/>
-                <w:sz w:val="17"/>
-              </w:rPr>
-              <w:t>[(A,5)]（單一元素）</w:t>
-            </w:r>
-          </w:p>
-        </w:tc>
-        <w:tc>
-          <w:tcPr>
-            <w:tcW w:type="dxa" w:w="2268"/>
-          </w:tcPr>
-          <w:p>
-            <w:r/>
-            <w:r>
-              <w:rPr>
-                <w:rFonts w:ascii="Times New Roman" w:hAnsi="Times New Roman" w:eastAsia="仿宋"/>
-                <w:b w:val="0"/>
-                <w:sz w:val="17"/>
-              </w:rPr>
-              <w:t>外層迴圈零次，直接 return</w:t>
-            </w:r>
-          </w:p>
-        </w:tc>
-        <w:tc>
-          <w:tcPr>
-            <w:tcW w:type="dxa" w:w="680"/>
-          </w:tcPr>
-          <w:p>
-            <w:r/>
-            <w:r>
-              <w:rPr>
-                <w:rFonts w:ascii="Times New Roman" w:hAnsi="Times New Roman" w:eastAsia="仿宋"/>
-                <w:b w:val="0"/>
-                <w:sz w:val="17"/>
-              </w:rPr>
-              <w:t>F</w:t>
-            </w:r>
-          </w:p>
-        </w:tc>
-        <w:tc>
-          <w:tcPr>
-            <w:tcW w:type="dxa" w:w="680"/>
-          </w:tcPr>
-          <w:p>
-            <w:r/>
-            <w:r>
-              <w:rPr>
-                <w:rFonts w:ascii="Times New Roman" w:hAnsi="Times New Roman" w:eastAsia="仿宋"/>
-                <w:b w:val="0"/>
-                <w:sz w:val="17"/>
-              </w:rPr>
-              <w:t>—</w:t>
-            </w:r>
-          </w:p>
-        </w:tc>
-        <w:tc>
-          <w:tcPr>
-            <w:tcW w:type="dxa" w:w="680"/>
-          </w:tcPr>
-          <w:p>
-            <w:r/>
-            <w:r>
-              <w:rPr>
-                <w:rFonts w:ascii="Times New Roman" w:hAnsi="Times New Roman" w:eastAsia="仿宋"/>
-                <w:b w:val="0"/>
-                <w:sz w:val="17"/>
-              </w:rPr>
-              <w:t>—</w:t>
-            </w:r>
-          </w:p>
-        </w:tc>
-        <w:tc>
-          <w:tcPr>
-            <w:tcW w:type="dxa" w:w="680"/>
-          </w:tcPr>
-          <w:p>
-            <w:r/>
-            <w:r>
-              <w:rPr>
-                <w:rFonts w:ascii="Times New Roman" w:hAnsi="Times New Roman" w:eastAsia="仿宋"/>
-                <w:b w:val="0"/>
-                <w:sz w:val="17"/>
-              </w:rPr>
-              <w:t>—</w:t>
-            </w:r>
-          </w:p>
-        </w:tc>
-        <w:tc>
-          <w:tcPr>
-            <w:tcW w:type="dxa" w:w="1701"/>
-          </w:tcPr>
-          <w:p>
-            <w:r/>
-            <w:r>
-              <w:rPr>
-                <w:rFonts w:ascii="Times New Roman" w:hAnsi="Times New Roman" w:eastAsia="仿宋"/>
-                <w:b w:val="0"/>
-                <w:sz w:val="17"/>
-              </w:rPr>
-              <w:t>5</w:t>
-            </w:r>
-          </w:p>
-        </w:tc>
-      </w:tr>
-    </w:tbl>
-    <w:p>
-      <w:pPr>
-        <w:spacing w:line="360" w:lineRule="auto" w:after="80"/>
-        <w:ind w:firstLine="440"/>
-      </w:pPr>
-      <w:r>
-        <w:rPr>
-          <w:rFonts w:ascii="Times New Roman" w:hAnsi="Times New Roman" w:eastAsia="仿宋"/>
-          <w:b w:val="0"/>
-          <w:sz w:val="22"/>
-        </w:rPr>
-        <w:t>綜合 TC-S01～S03：語句 B1～B8 全部覆蓋（B6 由 S01、B7 break 由 S02），DB1～DB4 之真假分支皆覆蓋，語句與判定覆蓋率均達 100%。</w:t>
-      </w:r>
-    </w:p>
-    <w:p>
-      <w:pPr>
-        <w:pStyle w:val="Heading2"/>
-        <w:spacing w:before="240" w:after="120"/>
-      </w:pPr>
-      <w:r>
-        <w:rPr>
-          <w:rFonts w:ascii="Times New Roman" w:hAnsi="Times New Roman" w:eastAsia="標楷體"/>
-          <w:b/>
-          <w:color w:val="000000"/>
-          <w:sz w:val="28"/>
-        </w:rPr>
-        <w:t>3.4 邊界值與迴圈覆蓋</w:t>
-      </w:r>
-    </w:p>
-    <w:p>
-      <w:pPr>
-        <w:spacing w:line="360" w:lineRule="auto" w:after="80"/>
-        <w:ind w:firstLine="480"/>
-      </w:pPr>
-      <w:r>
-        <w:rPr>
-          <w:rFonts w:ascii="Times New Roman" w:hAnsi="Times New Roman" w:eastAsia="仿宋"/>
-          <w:b w:val="0"/>
-          <w:sz w:val="24"/>
-        </w:rPr>
-        <w:t>排序屬迴圈密集邏輯，另設計邊界與迴圈覆蓋用例（零次、一次、典型多次、相等元素），驗證邊界健壯性。</w:t>
-      </w:r>
-    </w:p>
-    <w:p>
-      <w:pPr>
-        <w:spacing w:before="120" w:after="40"/>
-        <w:jc w:val="center"/>
-      </w:pPr>
-      <w:r>
-        <w:rPr>
-          <w:rFonts w:ascii="Times New Roman" w:hAnsi="Times New Roman" w:eastAsia="標楷體"/>
-          <w:b/>
-          <w:sz w:val="21"/>
-        </w:rPr>
-        <w:t>表B-5　邊界與迴圈覆蓋測試用例</w:t>
+        <w:t>表B-4　語句／判定／邊界覆蓋測試用例</w:t>
       </w:r>
     </w:p>
     <w:tbl>
@@ -3988,7 +2707,7 @@
       <w:tr>
         <w:tc>
           <w:tcPr>
-            <w:tcW w:type="dxa" w:w="1020"/>
+            <w:tcW w:type="dxa" w:w="964"/>
           </w:tcPr>
           <w:p>
             <w:pPr>
@@ -4007,7 +2726,7 @@
         </w:tc>
         <w:tc>
           <w:tcPr>
-            <w:tcW w:type="dxa" w:w="3061"/>
+            <w:tcW w:type="dxa" w:w="2835"/>
           </w:tcPr>
           <w:p>
             <w:pPr>
@@ -4020,13 +2739,13 @@
                 <w:b/>
                 <w:sz w:val="19"/>
               </w:rPr>
-              <w:t>輸入</w:t>
+              <w:t>輸入（名稱,價格）</w:t>
             </w:r>
           </w:p>
         </w:tc>
         <w:tc>
           <w:tcPr>
-            <w:tcW w:type="dxa" w:w="2551"/>
+            <w:tcW w:type="dxa" w:w="3402"/>
           </w:tcPr>
           <w:p>
             <w:pPr>
@@ -4039,7 +2758,7 @@
                 <w:b/>
                 <w:sz w:val="19"/>
               </w:rPr>
-              <w:t>覆蓋類型</w:t>
+              <w:t>涵蓋重點</w:t>
             </w:r>
           </w:p>
         </w:tc>
@@ -4058,7 +2777,7 @@
                 <w:b/>
                 <w:sz w:val="19"/>
               </w:rPr>
-              <w:t>預期輸出</w:t>
+              <w:t>預期輸出（價格序）</w:t>
             </w:r>
           </w:p>
         </w:tc>
@@ -4066,7 +2785,205 @@
       <w:tr>
         <w:tc>
           <w:tcPr>
-            <w:tcW w:type="dxa" w:w="1020"/>
+            <w:tcW w:type="dxa" w:w="964"/>
+          </w:tcPr>
+          <w:p>
+            <w:r/>
+            <w:r>
+              <w:rPr>
+                <w:rFonts w:ascii="Times New Roman" w:hAnsi="Times New Roman" w:eastAsia="仿宋"/>
+                <w:b w:val="0"/>
+                <w:sz w:val="18"/>
+              </w:rPr>
+              <w:t>TC-S01</w:t>
+            </w:r>
+          </w:p>
+        </w:tc>
+        <w:tc>
+          <w:tcPr>
+            <w:tcW w:type="dxa" w:w="2835"/>
+          </w:tcPr>
+          <w:p>
+            <w:r/>
+            <w:r>
+              <w:rPr>
+                <w:rFonts w:ascii="Times New Roman" w:hAnsi="Times New Roman" w:eastAsia="仿宋"/>
+                <w:b w:val="0"/>
+                <w:sz w:val="18"/>
+              </w:rPr>
+              <w:t>[(A,30),(B,20),(C,10)]（完全反序）</w:t>
+            </w:r>
+          </w:p>
+        </w:tc>
+        <w:tc>
+          <w:tcPr>
+            <w:tcW w:type="dxa" w:w="3402"/>
+          </w:tcPr>
+          <w:p>
+            <w:r/>
+            <w:r>
+              <w:rPr>
+                <w:rFonts w:ascii="Times New Roman" w:hAnsi="Times New Roman" w:eastAsia="仿宋"/>
+                <w:b w:val="0"/>
+                <w:sz w:val="18"/>
+              </w:rPr>
+              <w:t>多次交換，DB1-DB4 真假皆覆蓋（DB4=F）</w:t>
+            </w:r>
+          </w:p>
+        </w:tc>
+        <w:tc>
+          <w:tcPr>
+            <w:tcW w:type="dxa" w:w="1701"/>
+          </w:tcPr>
+          <w:p>
+            <w:r/>
+            <w:r>
+              <w:rPr>
+                <w:rFonts w:ascii="Times New Roman" w:hAnsi="Times New Roman" w:eastAsia="仿宋"/>
+                <w:b w:val="0"/>
+                <w:sz w:val="18"/>
+              </w:rPr>
+              <w:t>10,20,30</w:t>
+            </w:r>
+          </w:p>
+        </w:tc>
+      </w:tr>
+      <w:tr>
+        <w:tc>
+          <w:tcPr>
+            <w:tcW w:type="dxa" w:w="964"/>
+          </w:tcPr>
+          <w:p>
+            <w:r/>
+            <w:r>
+              <w:rPr>
+                <w:rFonts w:ascii="Times New Roman" w:hAnsi="Times New Roman" w:eastAsia="仿宋"/>
+                <w:b w:val="0"/>
+                <w:sz w:val="18"/>
+              </w:rPr>
+              <w:t>TC-S02</w:t>
+            </w:r>
+          </w:p>
+        </w:tc>
+        <w:tc>
+          <w:tcPr>
+            <w:tcW w:type="dxa" w:w="2835"/>
+          </w:tcPr>
+          <w:p>
+            <w:r/>
+            <w:r>
+              <w:rPr>
+                <w:rFonts w:ascii="Times New Roman" w:hAnsi="Times New Roman" w:eastAsia="仿宋"/>
+                <w:b w:val="0"/>
+                <w:sz w:val="18"/>
+              </w:rPr>
+              <w:t>[(A,10),(B,20),(C,30)]（已序）</w:t>
+            </w:r>
+          </w:p>
+        </w:tc>
+        <w:tc>
+          <w:tcPr>
+            <w:tcW w:type="dxa" w:w="3402"/>
+          </w:tcPr>
+          <w:p>
+            <w:r/>
+            <w:r>
+              <w:rPr>
+                <w:rFonts w:ascii="Times New Roman" w:hAnsi="Times New Roman" w:eastAsia="仿宋"/>
+                <w:b w:val="0"/>
+                <w:sz w:val="18"/>
+              </w:rPr>
+              <w:t>首趟無交換→break 提前結束（DB4=T）</w:t>
+            </w:r>
+          </w:p>
+        </w:tc>
+        <w:tc>
+          <w:tcPr>
+            <w:tcW w:type="dxa" w:w="1701"/>
+          </w:tcPr>
+          <w:p>
+            <w:r/>
+            <w:r>
+              <w:rPr>
+                <w:rFonts w:ascii="Times New Roman" w:hAnsi="Times New Roman" w:eastAsia="仿宋"/>
+                <w:b w:val="0"/>
+                <w:sz w:val="18"/>
+              </w:rPr>
+              <w:t>10,20,30</w:t>
+            </w:r>
+          </w:p>
+        </w:tc>
+      </w:tr>
+      <w:tr>
+        <w:tc>
+          <w:tcPr>
+            <w:tcW w:type="dxa" w:w="964"/>
+          </w:tcPr>
+          <w:p>
+            <w:r/>
+            <w:r>
+              <w:rPr>
+                <w:rFonts w:ascii="Times New Roman" w:hAnsi="Times New Roman" w:eastAsia="仿宋"/>
+                <w:b w:val="0"/>
+                <w:sz w:val="18"/>
+              </w:rPr>
+              <w:t>TC-S03</w:t>
+            </w:r>
+          </w:p>
+        </w:tc>
+        <w:tc>
+          <w:tcPr>
+            <w:tcW w:type="dxa" w:w="2835"/>
+          </w:tcPr>
+          <w:p>
+            <w:r/>
+            <w:r>
+              <w:rPr>
+                <w:rFonts w:ascii="Times New Roman" w:hAnsi="Times New Roman" w:eastAsia="仿宋"/>
+                <w:b w:val="0"/>
+                <w:sz w:val="18"/>
+              </w:rPr>
+              <w:t>[(A,5)]（單一元素）</w:t>
+            </w:r>
+          </w:p>
+        </w:tc>
+        <w:tc>
+          <w:tcPr>
+            <w:tcW w:type="dxa" w:w="3402"/>
+          </w:tcPr>
+          <w:p>
+            <w:r/>
+            <w:r>
+              <w:rPr>
+                <w:rFonts w:ascii="Times New Roman" w:hAnsi="Times New Roman" w:eastAsia="仿宋"/>
+                <w:b w:val="0"/>
+                <w:sz w:val="18"/>
+              </w:rPr>
+              <w:t>外層迴圈零次，直接 return（DB1=F）</w:t>
+            </w:r>
+          </w:p>
+        </w:tc>
+        <w:tc>
+          <w:tcPr>
+            <w:tcW w:type="dxa" w:w="1701"/>
+          </w:tcPr>
+          <w:p>
+            <w:r/>
+            <w:r>
+              <w:rPr>
+                <w:rFonts w:ascii="Times New Roman" w:hAnsi="Times New Roman" w:eastAsia="仿宋"/>
+                <w:b w:val="0"/>
+                <w:sz w:val="18"/>
+              </w:rPr>
+              <w:t>5</w:t>
+            </w:r>
+          </w:p>
+        </w:tc>
+      </w:tr>
+      <w:tr>
+        <w:tc>
+          <w:tcPr>
+            <w:tcW w:type="dxa" w:w="964"/>
           </w:tcPr>
           <w:p>
             <w:r/>
@@ -4082,7 +2999,7 @@
         </w:tc>
         <w:tc>
           <w:tcPr>
-            <w:tcW w:type="dxa" w:w="3061"/>
+            <w:tcW w:type="dxa" w:w="2835"/>
           </w:tcPr>
           <w:p>
             <w:r/>
@@ -4092,13 +3009,13 @@
                 <w:b w:val="0"/>
                 <w:sz w:val="18"/>
               </w:rPr>
-              <w:t>[]（空串列）</w:t>
+              <w:t>[]（空串列，n=0）</w:t>
             </w:r>
           </w:p>
         </w:tc>
         <w:tc>
           <w:tcPr>
-            <w:tcW w:type="dxa" w:w="2551"/>
+            <w:tcW w:type="dxa" w:w="3402"/>
           </w:tcPr>
           <w:p>
             <w:r/>
@@ -4108,7 +3025,7 @@
                 <w:b w:val="0"/>
                 <w:sz w:val="18"/>
               </w:rPr>
-              <w:t>迴圈執行 0 次（n=0）</w:t>
+              <w:t>邊界：迴圈執行 0 次，不崩潰</w:t>
             </w:r>
           </w:p>
         </w:tc>
@@ -4124,7 +3041,7 @@
                 <w:b w:val="0"/>
                 <w:sz w:val="18"/>
               </w:rPr>
-              <w:t>[]（不崩潰）</w:t>
+              <w:t>[]</w:t>
             </w:r>
           </w:p>
         </w:tc>
@@ -4132,7 +3049,7 @@
       <w:tr>
         <w:tc>
           <w:tcPr>
-            <w:tcW w:type="dxa" w:w="1020"/>
+            <w:tcW w:type="dxa" w:w="964"/>
           </w:tcPr>
           <w:p>
             <w:r/>
@@ -4148,139 +3065,7 @@
         </w:tc>
         <w:tc>
           <w:tcPr>
-            <w:tcW w:type="dxa" w:w="3061"/>
-          </w:tcPr>
-          <w:p>
-            <w:r/>
-            <w:r>
-              <w:rPr>
-                <w:rFonts w:ascii="Times New Roman" w:hAnsi="Times New Roman" w:eastAsia="仿宋"/>
-                <w:b w:val="0"/>
-                <w:sz w:val="18"/>
-              </w:rPr>
-              <w:t>[(A,5)]（1 元素）</w:t>
-            </w:r>
-          </w:p>
-        </w:tc>
-        <w:tc>
-          <w:tcPr>
-            <w:tcW w:type="dxa" w:w="2551"/>
-          </w:tcPr>
-          <w:p>
-            <w:r/>
-            <w:r>
-              <w:rPr>
-                <w:rFonts w:ascii="Times New Roman" w:hAnsi="Times New Roman" w:eastAsia="仿宋"/>
-                <w:b w:val="0"/>
-                <w:sz w:val="18"/>
-              </w:rPr>
-              <w:t>外層迴圈 0 次</w:t>
-            </w:r>
-          </w:p>
-        </w:tc>
-        <w:tc>
-          <w:tcPr>
-            <w:tcW w:type="dxa" w:w="1701"/>
-          </w:tcPr>
-          <w:p>
-            <w:r/>
-            <w:r>
-              <w:rPr>
-                <w:rFonts w:ascii="Times New Roman" w:hAnsi="Times New Roman" w:eastAsia="仿宋"/>
-                <w:b w:val="0"/>
-                <w:sz w:val="18"/>
-              </w:rPr>
-              <w:t>[(A,5)]</w:t>
-            </w:r>
-          </w:p>
-        </w:tc>
-      </w:tr>
-      <w:tr>
-        <w:tc>
-          <w:tcPr>
-            <w:tcW w:type="dxa" w:w="1020"/>
-          </w:tcPr>
-          <w:p>
-            <w:r/>
-            <w:r>
-              <w:rPr>
-                <w:rFonts w:ascii="Times New Roman" w:hAnsi="Times New Roman" w:eastAsia="仿宋"/>
-                <w:b w:val="0"/>
-                <w:sz w:val="18"/>
-              </w:rPr>
-              <w:t>TC-S06</w:t>
-            </w:r>
-          </w:p>
-        </w:tc>
-        <w:tc>
-          <w:tcPr>
-            <w:tcW w:type="dxa" w:w="3061"/>
-          </w:tcPr>
-          <w:p>
-            <w:r/>
-            <w:r>
-              <w:rPr>
-                <w:rFonts w:ascii="Times New Roman" w:hAnsi="Times New Roman" w:eastAsia="仿宋"/>
-                <w:b w:val="0"/>
-                <w:sz w:val="18"/>
-              </w:rPr>
-              <w:t>[(A,20),(B,10)]（2 元素）</w:t>
-            </w:r>
-          </w:p>
-        </w:tc>
-        <w:tc>
-          <w:tcPr>
-            <w:tcW w:type="dxa" w:w="2551"/>
-          </w:tcPr>
-          <w:p>
-            <w:r/>
-            <w:r>
-              <w:rPr>
-                <w:rFonts w:ascii="Times New Roman" w:hAnsi="Times New Roman" w:eastAsia="仿宋"/>
-                <w:b w:val="0"/>
-                <w:sz w:val="18"/>
-              </w:rPr>
-              <w:t>迴圈最小有效次數，1 次交換</w:t>
-            </w:r>
-          </w:p>
-        </w:tc>
-        <w:tc>
-          <w:tcPr>
-            <w:tcW w:type="dxa" w:w="1701"/>
-          </w:tcPr>
-          <w:p>
-            <w:r/>
-            <w:r>
-              <w:rPr>
-                <w:rFonts w:ascii="Times New Roman" w:hAnsi="Times New Roman" w:eastAsia="仿宋"/>
-                <w:b w:val="0"/>
-                <w:sz w:val="18"/>
-              </w:rPr>
-              <w:t>10,20</w:t>
-            </w:r>
-          </w:p>
-        </w:tc>
-      </w:tr>
-      <w:tr>
-        <w:tc>
-          <w:tcPr>
-            <w:tcW w:type="dxa" w:w="1020"/>
-          </w:tcPr>
-          <w:p>
-            <w:r/>
-            <w:r>
-              <w:rPr>
-                <w:rFonts w:ascii="Times New Roman" w:hAnsi="Times New Roman" w:eastAsia="仿宋"/>
-                <w:b w:val="0"/>
-                <w:sz w:val="18"/>
-              </w:rPr>
-              <w:t>TC-S07</w:t>
-            </w:r>
-          </w:p>
-        </w:tc>
-        <w:tc>
-          <w:tcPr>
-            <w:tcW w:type="dxa" w:w="3061"/>
+            <w:tcW w:type="dxa" w:w="2835"/>
           </w:tcPr>
           <w:p>
             <w:r/>
@@ -4296,7 +3081,7 @@
         </w:tc>
         <w:tc>
           <w:tcPr>
-            <w:tcW w:type="dxa" w:w="2551"/>
+            <w:tcW w:type="dxa" w:w="3402"/>
           </w:tcPr>
           <w:p>
             <w:r/>
@@ -4327,73 +3112,21 @@
           </w:p>
         </w:tc>
       </w:tr>
-      <w:tr>
-        <w:tc>
-          <w:tcPr>
-            <w:tcW w:type="dxa" w:w="1020"/>
-          </w:tcPr>
-          <w:p>
-            <w:r/>
-            <w:r>
-              <w:rPr>
-                <w:rFonts w:ascii="Times New Roman" w:hAnsi="Times New Roman" w:eastAsia="仿宋"/>
-                <w:b w:val="0"/>
-                <w:sz w:val="18"/>
-              </w:rPr>
-              <w:t>TC-S08</w:t>
-            </w:r>
-          </w:p>
-        </w:tc>
-        <w:tc>
-          <w:tcPr>
-            <w:tcW w:type="dxa" w:w="3061"/>
-          </w:tcPr>
-          <w:p>
-            <w:r/>
-            <w:r>
-              <w:rPr>
-                <w:rFonts w:ascii="Times New Roman" w:hAnsi="Times New Roman" w:eastAsia="仿宋"/>
-                <w:b w:val="0"/>
-                <w:sz w:val="18"/>
-              </w:rPr>
-              <w:t>[(A,30),(B,20),(C,10)]（完全反序）</w:t>
-            </w:r>
-          </w:p>
-        </w:tc>
-        <w:tc>
-          <w:tcPr>
-            <w:tcW w:type="dxa" w:w="2551"/>
-          </w:tcPr>
-          <w:p>
-            <w:r/>
-            <w:r>
-              <w:rPr>
-                <w:rFonts w:ascii="Times New Roman" w:hAnsi="Times New Roman" w:eastAsia="仿宋"/>
-                <w:b w:val="0"/>
-                <w:sz w:val="18"/>
-              </w:rPr>
-              <w:t>迴圈最多次數、最多交換</w:t>
-            </w:r>
-          </w:p>
-        </w:tc>
-        <w:tc>
-          <w:tcPr>
-            <w:tcW w:type="dxa" w:w="1701"/>
-          </w:tcPr>
-          <w:p>
-            <w:r/>
-            <w:r>
-              <w:rPr>
-                <w:rFonts w:ascii="Times New Roman" w:hAnsi="Times New Roman" w:eastAsia="仿宋"/>
-                <w:b w:val="0"/>
-                <w:sz w:val="18"/>
-              </w:rPr>
-              <w:t>10,20,30</w:t>
-            </w:r>
-          </w:p>
-        </w:tc>
-      </w:tr>
     </w:tbl>
+    <w:p>
+      <w:pPr>
+        <w:spacing w:line="360" w:lineRule="auto" w:after="80"/>
+        <w:ind w:firstLine="440"/>
+      </w:pPr>
+      <w:r>
+        <w:rPr>
+          <w:rFonts w:ascii="Times New Roman" w:hAnsi="Times New Roman" w:eastAsia="仿宋"/>
+          <w:b w:val="0"/>
+          <w:sz w:val="22"/>
+        </w:rPr>
+        <w:t>綜合上述用例：語句 B1～B8 全部覆蓋（B6 交換由 S01、B7 break 由 S02），DB1～DB4 之真假分支皆覆蓋，語句與判定覆蓋率均達 100%。</w:t>
+      </w:r>
+    </w:p>
     <w:p>
       <w:pPr>
         <w:pStyle w:val="Heading1"/>
@@ -4411,359 +3144,16 @@
     </w:p>
     <w:p>
       <w:pPr>
-        <w:spacing w:before="120" w:after="40"/>
-        <w:jc w:val="center"/>
+        <w:spacing w:line="360" w:lineRule="auto" w:after="80"/>
+        <w:ind w:firstLine="480"/>
       </w:pPr>
       <w:r>
         <w:rPr>
-          <w:rFonts w:ascii="Times New Roman" w:hAnsi="Times New Roman" w:eastAsia="標楷體"/>
-          <w:b/>
-          <w:sz w:val="21"/>
+          <w:rFonts w:ascii="Times New Roman" w:hAnsi="Times New Roman" w:eastAsia="仿宋"/>
+          <w:b w:val="0"/>
+          <w:sz w:val="24"/>
         </w:rPr>
-        <w:t>表B-6　白盒測試覆蓋率匯總</w:t>
-      </w:r>
-    </w:p>
-    <w:tbl>
-      <w:tblPr>
-        <w:tblStyle w:val="TableGrid"/>
-        <w:tblW w:type="auto" w:w="0"/>
-        <w:jc w:val="center"/>
-        <w:tblLook w:firstColumn="1" w:firstRow="1" w:lastColumn="0" w:lastRow="0" w:noHBand="0" w:noVBand="1" w:val="04A0"/>
-      </w:tblPr>
-      <w:tblGrid>
-        <w:gridCol w:w="1568"/>
-        <w:gridCol w:w="1568"/>
-        <w:gridCol w:w="1568"/>
-        <w:gridCol w:w="1568"/>
-        <w:gridCol w:w="1568"/>
-        <w:gridCol w:w="1568"/>
-      </w:tblGrid>
-      <w:tr>
-        <w:tc>
-          <w:tcPr>
-            <w:tcW w:type="dxa" w:w="2835"/>
-          </w:tcPr>
-          <w:p>
-            <w:pPr>
-              <w:jc w:val="center"/>
-            </w:pPr>
-            <w:r/>
-            <w:r>
-              <w:rPr>
-                <w:rFonts w:ascii="Times New Roman" w:hAnsi="Times New Roman" w:eastAsia="標楷體"/>
-                <w:b/>
-                <w:sz w:val="19"/>
-              </w:rPr>
-              <w:t>被測模組</w:t>
-            </w:r>
-          </w:p>
-        </w:tc>
-        <w:tc>
-          <w:tcPr>
-            <w:tcW w:type="dxa" w:w="1020"/>
-          </w:tcPr>
-          <w:p>
-            <w:pPr>
-              <w:jc w:val="center"/>
-            </w:pPr>
-            <w:r/>
-            <w:r>
-              <w:rPr>
-                <w:rFonts w:ascii="Times New Roman" w:hAnsi="Times New Roman" w:eastAsia="標楷體"/>
-                <w:b/>
-                <w:sz w:val="19"/>
-              </w:rPr>
-              <w:t>判定數</w:t>
-            </w:r>
-          </w:p>
-        </w:tc>
-        <w:tc>
-          <w:tcPr>
-            <w:tcW w:type="dxa" w:w="1247"/>
-          </w:tcPr>
-          <w:p>
-            <w:pPr>
-              <w:jc w:val="center"/>
-            </w:pPr>
-            <w:r/>
-            <w:r>
-              <w:rPr>
-                <w:rFonts w:ascii="Times New Roman" w:hAnsi="Times New Roman" w:eastAsia="標楷體"/>
-                <w:b/>
-                <w:sz w:val="19"/>
-              </w:rPr>
-              <w:t>語句覆蓋</w:t>
-            </w:r>
-          </w:p>
-        </w:tc>
-        <w:tc>
-          <w:tcPr>
-            <w:tcW w:type="dxa" w:w="1247"/>
-          </w:tcPr>
-          <w:p>
-            <w:pPr>
-              <w:jc w:val="center"/>
-            </w:pPr>
-            <w:r/>
-            <w:r>
-              <w:rPr>
-                <w:rFonts w:ascii="Times New Roman" w:hAnsi="Times New Roman" w:eastAsia="標楷體"/>
-                <w:b/>
-                <w:sz w:val="19"/>
-              </w:rPr>
-              <w:t>判定覆蓋</w:t>
-            </w:r>
-          </w:p>
-        </w:tc>
-        <w:tc>
-          <w:tcPr>
-            <w:tcW w:type="dxa" w:w="1474"/>
-          </w:tcPr>
-          <w:p>
-            <w:pPr>
-              <w:jc w:val="center"/>
-            </w:pPr>
-            <w:r/>
-            <w:r>
-              <w:rPr>
-                <w:rFonts w:ascii="Times New Roman" w:hAnsi="Times New Roman" w:eastAsia="標楷體"/>
-                <w:b/>
-                <w:sz w:val="19"/>
-              </w:rPr>
-              <w:t>條件覆蓋</w:t>
-            </w:r>
-          </w:p>
-        </w:tc>
-        <w:tc>
-          <w:tcPr>
-            <w:tcW w:type="dxa" w:w="1361"/>
-          </w:tcPr>
-          <w:p>
-            <w:pPr>
-              <w:jc w:val="center"/>
-            </w:pPr>
-            <w:r/>
-            <w:r>
-              <w:rPr>
-                <w:rFonts w:ascii="Times New Roman" w:hAnsi="Times New Roman" w:eastAsia="標楷體"/>
-                <w:b/>
-                <w:sz w:val="19"/>
-              </w:rPr>
-              <w:t>用例數</w:t>
-            </w:r>
-          </w:p>
-        </w:tc>
-      </w:tr>
-      <w:tr>
-        <w:tc>
-          <w:tcPr>
-            <w:tcW w:type="dxa" w:w="2835"/>
-          </w:tcPr>
-          <w:p>
-            <w:r/>
-            <w:r>
-              <w:rPr>
-                <w:rFonts w:ascii="Times New Roman" w:hAnsi="Times New Roman" w:eastAsia="仿宋"/>
-                <w:b w:val="0"/>
-                <w:sz w:val="19"/>
-              </w:rPr>
-              <w:t>calc_order_amount</w:t>
-            </w:r>
-          </w:p>
-        </w:tc>
-        <w:tc>
-          <w:tcPr>
-            <w:tcW w:type="dxa" w:w="1020"/>
-          </w:tcPr>
-          <w:p>
-            <w:r/>
-            <w:r>
-              <w:rPr>
-                <w:rFonts w:ascii="Times New Roman" w:hAnsi="Times New Roman" w:eastAsia="仿宋"/>
-                <w:b w:val="0"/>
-                <w:sz w:val="19"/>
-              </w:rPr>
-              <w:t>4</w:t>
-            </w:r>
-          </w:p>
-        </w:tc>
-        <w:tc>
-          <w:tcPr>
-            <w:tcW w:type="dxa" w:w="1247"/>
-          </w:tcPr>
-          <w:p>
-            <w:r/>
-            <w:r>
-              <w:rPr>
-                <w:rFonts w:ascii="Times New Roman" w:hAnsi="Times New Roman" w:eastAsia="仿宋"/>
-                <w:b w:val="0"/>
-                <w:sz w:val="19"/>
-              </w:rPr>
-              <w:t>100%</w:t>
-            </w:r>
-          </w:p>
-        </w:tc>
-        <w:tc>
-          <w:tcPr>
-            <w:tcW w:type="dxa" w:w="1247"/>
-          </w:tcPr>
-          <w:p>
-            <w:r/>
-            <w:r>
-              <w:rPr>
-                <w:rFonts w:ascii="Times New Roman" w:hAnsi="Times New Roman" w:eastAsia="仿宋"/>
-                <w:b w:val="0"/>
-                <w:sz w:val="19"/>
-              </w:rPr>
-              <w:t>100%</w:t>
-            </w:r>
-          </w:p>
-        </w:tc>
-        <w:tc>
-          <w:tcPr>
-            <w:tcW w:type="dxa" w:w="1474"/>
-          </w:tcPr>
-          <w:p>
-            <w:r/>
-            <w:r>
-              <w:rPr>
-                <w:rFonts w:ascii="Times New Roman" w:hAnsi="Times New Roman" w:eastAsia="仿宋"/>
-                <w:b w:val="0"/>
-                <w:sz w:val="19"/>
-              </w:rPr>
-              <w:t>100%</w:t>
-            </w:r>
-          </w:p>
-        </w:tc>
-        <w:tc>
-          <w:tcPr>
-            <w:tcW w:type="dxa" w:w="1361"/>
-          </w:tcPr>
-          <w:p>
-            <w:r/>
-            <w:r>
-              <w:rPr>
-                <w:rFonts w:ascii="Times New Roman" w:hAnsi="Times New Roman" w:eastAsia="仿宋"/>
-                <w:b w:val="0"/>
-                <w:sz w:val="19"/>
-              </w:rPr>
-              <w:t>5（W01-W05）</w:t>
-            </w:r>
-          </w:p>
-        </w:tc>
-      </w:tr>
-      <w:tr>
-        <w:tc>
-          <w:tcPr>
-            <w:tcW w:type="dxa" w:w="2835"/>
-          </w:tcPr>
-          <w:p>
-            <w:r/>
-            <w:r>
-              <w:rPr>
-                <w:rFonts w:ascii="Times New Roman" w:hAnsi="Times New Roman" w:eastAsia="仿宋"/>
-                <w:b w:val="0"/>
-                <w:sz w:val="19"/>
-              </w:rPr>
-              <w:t>bubble_sort_by_price</w:t>
-            </w:r>
-          </w:p>
-        </w:tc>
-        <w:tc>
-          <w:tcPr>
-            <w:tcW w:type="dxa" w:w="1020"/>
-          </w:tcPr>
-          <w:p>
-            <w:r/>
-            <w:r>
-              <w:rPr>
-                <w:rFonts w:ascii="Times New Roman" w:hAnsi="Times New Roman" w:eastAsia="仿宋"/>
-                <w:b w:val="0"/>
-                <w:sz w:val="19"/>
-              </w:rPr>
-              <w:t>4</w:t>
-            </w:r>
-          </w:p>
-        </w:tc>
-        <w:tc>
-          <w:tcPr>
-            <w:tcW w:type="dxa" w:w="1247"/>
-          </w:tcPr>
-          <w:p>
-            <w:r/>
-            <w:r>
-              <w:rPr>
-                <w:rFonts w:ascii="Times New Roman" w:hAnsi="Times New Roman" w:eastAsia="仿宋"/>
-                <w:b w:val="0"/>
-                <w:sz w:val="19"/>
-              </w:rPr>
-              <w:t>100%</w:t>
-            </w:r>
-          </w:p>
-        </w:tc>
-        <w:tc>
-          <w:tcPr>
-            <w:tcW w:type="dxa" w:w="1247"/>
-          </w:tcPr>
-          <w:p>
-            <w:r/>
-            <w:r>
-              <w:rPr>
-                <w:rFonts w:ascii="Times New Roman" w:hAnsi="Times New Roman" w:eastAsia="仿宋"/>
-                <w:b w:val="0"/>
-                <w:sz w:val="19"/>
-              </w:rPr>
-              <w:t>100%</w:t>
-            </w:r>
-          </w:p>
-        </w:tc>
-        <w:tc>
-          <w:tcPr>
-            <w:tcW w:type="dxa" w:w="1474"/>
-          </w:tcPr>
-          <w:p>
-            <w:r/>
-            <w:r>
-              <w:rPr>
-                <w:rFonts w:ascii="Times New Roman" w:hAnsi="Times New Roman" w:eastAsia="仿宋"/>
-                <w:b w:val="0"/>
-                <w:sz w:val="19"/>
-              </w:rPr>
-              <w:t>—（無複合條件）</w:t>
-            </w:r>
-          </w:p>
-        </w:tc>
-        <w:tc>
-          <w:tcPr>
-            <w:tcW w:type="dxa" w:w="1361"/>
-          </w:tcPr>
-          <w:p>
-            <w:r/>
-            <w:r>
-              <w:rPr>
-                <w:rFonts w:ascii="Times New Roman" w:hAnsi="Times New Roman" w:eastAsia="仿宋"/>
-                <w:b w:val="0"/>
-                <w:sz w:val="19"/>
-              </w:rPr>
-              <w:t>8（S01-S08）</w:t>
-            </w:r>
-          </w:p>
-        </w:tc>
-      </w:tr>
-    </w:tbl>
-    <w:p>
-      <w:pPr>
-        <w:pStyle w:val="Heading2"/>
-        <w:spacing w:before="240" w:after="120"/>
-      </w:pPr>
-      <w:r>
-        <w:rPr>
-          <w:rFonts w:ascii="Times New Roman" w:hAnsi="Times New Roman" w:eastAsia="標楷體"/>
-          <w:b/>
-          <w:color w:val="000000"/>
-          <w:sz w:val="28"/>
-        </w:rPr>
-        <w:t>4.1 結論</w:t>
+        <w:t>覆蓋率匯總：calc_order_amount（4 個判定，5 條用例 W01-W05）之語句覆蓋、判定覆蓋、條件覆蓋率均達 100%；bubble_sort_by_price（4 個判定，5 條用例 S01-S05，無複合條件）之語句覆蓋與判定覆蓋率均達 100%。</w:t>
       </w:r>
     </w:p>
     <w:p>
